--- a/breaking-zkt.docx
+++ b/breaking-zkt.docx
@@ -1150,7 +1150,7 @@
           <w:sz w:val="22"/>
           <w:szCs w:val="22"/>
         </w:rPr>
-        <w:t xml:space="preserve">Third, the cryptographic primitives ZKT relies on are not exotic. AES-256, RSA/ECC for asymmetric operations, Argon2id for key derivation, TLS 1.3 for transport — these are battle-tested, widely implemented, and well-understood. The innovation in ZKT is architectural, not cryptographic. It assembles proven primitives into a new configuration, rather than inventing new cryptography.</w:t>
+        <w:t xml:space="preserve">Third, the cryptographic primitives ZKT relies on are not exotic. X25519 for key exchange, XChaCha20-Poly1305 for authenticated encryption, Argon2id for key derivation, HKDF for key expansion, Ed25519 for signatures, TLS 1.3 for transport — these are battle-tested, widely implemented, and well-understood. The innovation in ZKT is architectural, not cryptographic. It assembles proven primitives into a new configuration, rather than inventing new cryptography.</w:t>
       </w:r>
     </w:p>
     <w:p>
